--- a/lectureNotes/11_interactive.docx
+++ b/lectureNotes/11_interactive.docx
@@ -31,6 +31,38 @@
       <w:pPr>
         <w:contextualSpacing/>
       </w:pPr>
+      <w:r>
+        <w:t xml:space="preserve">Remember the 3 purposes that data visualization can fulfill: explain, explore, and express. Interactive visualizations are typically about exploration. We want a user to spend time with the visual and find what they think is interesting. </w:t>
+      </w:r>
+      <w:r>
+        <w:br/>
+      </w:r>
+    </w:p>
+    <w:p>
+      <w:pPr>
+        <w:contextualSpacing/>
+      </w:pPr>
+      <w:r>
+        <w:t>Common Forms:</w:t>
+      </w:r>
+    </w:p>
+    <w:p>
+      <w:pPr>
+        <w:contextualSpacing/>
+      </w:pPr>
+      <w:r>
+        <w:t>Maps (next week)</w:t>
+      </w:r>
+    </w:p>
+    <w:p>
+      <w:pPr>
+        <w:contextualSpacing/>
+      </w:pPr>
+    </w:p>
+    <w:p>
+      <w:pPr>
+        <w:contextualSpacing/>
+      </w:pPr>
     </w:p>
     <w:p>
       <w:pPr>
@@ -44,13 +76,67 @@
       <w:pPr>
         <w:contextualSpacing/>
       </w:pPr>
+      <w:r>
+        <w:t xml:space="preserve">Simpler is better, use hovering effects to do most of the explaining. </w:t>
+      </w:r>
+      <w:r>
+        <w:t>Interactive visuals are in some ways a cop-out in terms of data viz. You can make every visual really clean and minimal, because the interactions can do the bulk of the explaining.</w:t>
+      </w:r>
     </w:p>
     <w:p>
       <w:pPr>
         <w:contextualSpacing/>
       </w:pPr>
+    </w:p>
+    <w:p>
+      <w:pPr>
+        <w:contextualSpacing/>
+      </w:pPr>
       <w:r>
-        <w:t>Tools - Plotly</w:t>
+        <w:t>Call out elements that matter (WaPo example), especially if they contextualize other elements in the chart.</w:t>
+      </w:r>
+      <w:r>
+        <w:t xml:space="preserve"> For example, in our school shooting visual, specific events are highlighted. This can provide important context for a user before they even begin exploring. For example, I might see Columbine first, and based on it’s size I might first go looking for events that were larger. </w:t>
+      </w:r>
+    </w:p>
+    <w:p>
+      <w:pPr>
+        <w:contextualSpacing/>
+      </w:pPr>
+    </w:p>
+    <w:p>
+      <w:pPr>
+        <w:contextualSpacing/>
+      </w:pPr>
+      <w:r>
+        <w:t>Use cues in the legend and title to let a user know how the chart works (Fed example in title and “advance manually through the series”, etc.)</w:t>
+      </w:r>
+    </w:p>
+    <w:p>
+      <w:pPr>
+        <w:contextualSpacing/>
+      </w:pPr>
+    </w:p>
+    <w:p>
+      <w:pPr>
+        <w:contextualSpacing/>
+      </w:pPr>
+      <w:r>
+        <w:t xml:space="preserve">Tools </w:t>
+      </w:r>
+      <w:r>
+        <w:t>–</w:t>
+      </w:r>
+      <w:r>
+        <w:t xml:space="preserve"> Plotly</w:t>
+      </w:r>
+    </w:p>
+    <w:p>
+      <w:pPr>
+        <w:contextualSpacing/>
+      </w:pPr>
+      <w:r>
+        <w:t>Show a few examples from the plotly library</w:t>
       </w:r>
     </w:p>
     <w:sectPr>
